--- a/courts/fourth-circuit/court-of-appeals/reply-brief/samples/OUTPUT-de-luca-reply-brief.docx
+++ b/courts/fourth-circuit/court-of-appeals/reply-brief/samples/OUTPUT-de-luca-reply-brief.docx
@@ -1274,15 +1274,14 @@
         </w:sectPr>
       </w:pPr>
     </w:p>
+    <w:bookmarkStart w:id="20" w:name="introduction"/>
     <w:p>
       <w:pPr>
         <w:pStyle w:val="Heading1"/>
       </w:pPr>
-      <w:bookmarkStart w:id="9" w:name="_introduction"/>
       <w:r>
         <w:t xml:space="preserve">INTRODUCTION</w:t>
       </w:r>
-      <w:bookmarkEnd w:id="9"/>
     </w:p>
     <w:p>
       <w:pPr>
@@ -1337,21 +1336,21 @@
         <w:t xml:space="preserve">Properly framed, Defendants’ arguments do not sustain the judgment below. This Court should reverse.</w:t>
       </w:r>
     </w:p>
+    <w:bookmarkEnd w:id="20"/>
+    <w:bookmarkStart w:id="24" w:name="argument"/>
     <w:p>
       <w:pPr>
         <w:pStyle w:val="Heading1"/>
       </w:pPr>
-      <w:bookmarkStart w:id="10" w:name="_argument"/>
       <w:r>
         <w:t xml:space="preserve">ARGUMENT</w:t>
       </w:r>
-      <w:bookmarkEnd w:id="10"/>
-    </w:p>
+    </w:p>
+    <w:bookmarkStart w:id="23" w:name="X9279dc0570202d146978c978477d513ae0f20e6"/>
     <w:p>
       <w:pPr>
         <w:pStyle w:val="Heading2"/>
       </w:pPr>
-      <w:bookmarkStart w:id="11" w:name="_9279dc0570202d146978c978477d513ae0f20e6"/>
       <w:r>
         <w:t xml:space="preserve">I.</w:t>
       </w:r>
@@ -1361,7 +1360,6 @@
       <w:r>
         <w:t xml:space="preserve">Defendants Never Address the Burden That Matters: The Threat of Rejecting an Already-Cast SDR Ballot After One Failed Mailing.</w:t>
       </w:r>
-      <w:bookmarkEnd w:id="11"/>
     </w:p>
     <w:p>
       <w:pPr>
@@ -1371,11 +1369,11 @@
         <w:t xml:space="preserve">Defendants point to registration options that have disappeared before the burden arises, minimize SB 747’s new consequences as ordinary “mail verification,” discount quantified evidence of voter impact, and invoke general state interests without explaining why they justify this particular one-mailer rule, but they never confront the burden SB 747 actually imposes.</w:t>
       </w:r>
     </w:p>
+    <w:bookmarkStart w:id="22" w:name="X7db46f1c6c5d54a7e44da64b9342940d391b685"/>
     <w:p>
       <w:pPr>
         <w:pStyle w:val="Heading3"/>
       </w:pPr>
-      <w:bookmarkStart w:id="12" w:name="_7db46f1c6c5d54a7e44da64b9342940d391b685"/>
       <w:r>
         <w:t xml:space="preserve">A.</w:t>
       </w:r>
@@ -1385,7 +1383,6 @@
       <w:r>
         <w:t xml:space="preserve">Registration options that disappear before the burden arises cannot mitigate that burden.</w:t>
       </w:r>
-      <w:bookmarkEnd w:id="12"/>
     </w:p>
     <w:p>
       <w:pPr>
@@ -1635,18 +1632,20 @@
         <w:rPr>
           <w:rStyle w:val="FootnoteReference"/>
         </w:rPr>
-        <w:footnoteReference w:id="13"/>
-      </w:r>
-    </w:p>
+        <w:footnoteReference w:id="21"/>
+      </w:r>
+    </w:p>
+    <w:bookmarkEnd w:id="22"/>
+    <w:bookmarkEnd w:id="23"/>
+    <w:bookmarkEnd w:id="24"/>
+    <w:bookmarkStart w:id="25" w:name="conclusion"/>
     <w:p>
       <w:pPr>
         <w:pStyle w:val="Heading1"/>
       </w:pPr>
-      <w:bookmarkStart w:id="14" w:name="_conclusion"/>
       <w:r>
         <w:t xml:space="preserve">CONCLUSION</w:t>
       </w:r>
-      <w:bookmarkEnd w:id="14"/>
     </w:p>
     <w:p>
       <w:pPr>
@@ -1957,10 +1956,11 @@
         <w:t xml:space="preserve">Date</w:t>
       </w:r>
     </w:p>
+    <w:bookmarkEnd w:id="25"/>
     <w:sectPr>
-      <w:footerReference w:type="default" r:id="rIdFooter1"/>
-      <w:pgSz w:w="12240" w:h="15840"/>
-      <w:pgMar w:top="1440" w:right="1440" w:bottom="1440" w:left="1440" w:header="720" w:footer="720" w:gutter="0"/>
+      <w:footerReference r:id="rId9" w:type="default"/>
+      <w:pgSz w:h="15840" w:w="12240"/>
+      <w:pgMar w:bottom="1440" w:footer="720" w:gutter="0" w:header="720" w:left="1440" w:right="1440" w:top="1440"/>
       <w:pgNumType w:fmt="decimal" w:start="1"/>
     </w:sectPr>
   </w:body>
@@ -2013,7 +2013,7 @@
       </w:r>
     </w:p>
   </w:footnote>
-  <w:footnote w:id="13">
+  <w:footnote w:id="21">
     <w:p>
       <w:pPr>
         <w:pStyle w:val="FootnoteText"/>
@@ -2209,7 +2209,7 @@
   <w:docDefaults>
     <w:rPrDefault>
       <w:rPr>
-        <w:rFonts w:ascii="EB Garamond" w:hAnsi="EB Garamond" w:eastAsia="EB Garamond" w:cs="EB Garamond"/>
+        <w:rFonts w:ascii="Liberation Serif" w:cs="Liberation Serif" w:eastAsia="Liberation Serif" w:hAnsi="Liberation Serif"/>
         <w:sz w:val="28"/>
         <w:szCs w:val="28"/>
         <w:lang w:val="en-US"/>
@@ -2221,65 +2221,65 @@
       </w:pPr>
     </w:pPrDefault>
   </w:docDefaults>
-  <w:style w:type="paragraph" w:default="1" w:styleId="Normal">
+  <w:style w:default="1" w:styleId="Normal" w:type="paragraph">
     <w:name w:val="Normal"/>
     <w:qFormat/>
   </w:style>
-  <w:style w:type="character" w:default="1" w:styleId="DefaultParagraphFont">
+  <w:style w:default="1" w:styleId="DefaultParagraphFont" w:type="character">
     <w:name w:val="Default Paragraph Font"/>
     <w:uiPriority w:val="1"/>
     <w:semiHidden/>
   </w:style>
-  <w:style w:type="table" w:default="1" w:styleId="TableNormal">
+  <w:style w:default="1" w:styleId="TableNormal" w:type="table">
     <w:name w:val="Normal Table"/>
     <w:semiHidden/>
     <w:tblPr>
-      <w:tblInd w:w="0" w:type="dxa"/>
+      <w:tblInd w:type="dxa" w:w="0"/>
       <w:tblCellMar>
-        <w:top w:w="0" w:type="dxa"/>
-        <w:left w:w="108" w:type="dxa"/>
-        <w:bottom w:w="0" w:type="dxa"/>
-        <w:right w:w="108" w:type="dxa"/>
+        <w:top w:type="dxa" w:w="0"/>
+        <w:left w:type="dxa" w:w="108"/>
+        <w:bottom w:type="dxa" w:w="0"/>
+        <w:right w:type="dxa" w:w="108"/>
       </w:tblCellMar>
     </w:tblPr>
   </w:style>
-  <w:style w:type="numbering" w:default="1" w:styleId="NoList">
+  <w:style w:default="1" w:styleId="NoList" w:type="numbering">
     <w:name w:val="No List"/>
     <w:semiHidden/>
   </w:style>
-  <w:style w:type="paragraph" w:styleId="BodyText">
+  <w:style w:styleId="BodyText" w:type="paragraph">
     <w:name w:val="Body Text"/>
     <w:basedOn w:val="Normal"/>
     <w:qFormat/>
     <w:pPr>
-      <w:spacing w:before="0" w:after="0" w:line="629" w:lineRule="exact"/>
+      <w:spacing w:after="0" w:before="0" w:line="629" w:lineRule="exact"/>
       <w:ind w:firstLine="720"/>
     </w:pPr>
   </w:style>
-  <w:style w:type="paragraph" w:styleId="FirstParagraph">
+  <w:style w:styleId="FirstParagraph" w:type="paragraph">
     <w:name w:val="First Paragraph"/>
     <w:basedOn w:val="BodyText"/>
     <w:next w:val="BodyText"/>
     <w:qFormat/>
   </w:style>
-  <w:style w:type="paragraph" w:styleId="Compact">
+  <w:style w:styleId="Compact" w:type="paragraph">
     <w:name w:val="Compact"/>
     <w:basedOn w:val="BodyText"/>
     <w:qFormat/>
     <w:pPr>
-      <w:spacing w:before="0" w:after="0" w:line="629" w:lineRule="exact"/>
+      <w:spacing w:after="0" w:before="0" w:line="629" w:lineRule="exact"/>
     </w:pPr>
   </w:style>
-  <w:style w:type="paragraph" w:styleId="BlockText">
+  <w:style w:styleId="BlockText" w:type="paragraph">
     <w:name w:val="Block Text"/>
     <w:basedOn w:val="Normal"/>
     <w:qFormat/>
     <w:pPr>
-      <w:spacing w:before="0" w:after="180" w:line="400" w:lineRule="exact"/>
-      <w:ind w:left="720" w:right="720" w:firstLine="0"/>
+      <w:spacing w:after="180" w:before="0" w:line="400" w:lineRule="exact"/>
+      <w:ind w:firstLine="0" w:left="720" w:right="720"/>
     </w:pPr>
   </w:style>
-  <w:style w:type="paragraph" w:styleId="Heading1">
+  <w:style w:styleId="Heading1" w:type="paragraph">
     <w:name w:val="heading 1"/>
     <w:basedOn w:val="Normal"/>
     <w:next w:val="BodyText"/>
@@ -2287,7 +2287,7 @@
     <w:pPr>
       <w:keepNext/>
       <w:keepLines/>
-      <w:spacing w:before="300" w:after="220" w:line="400" w:lineRule="exact"/>
+      <w:spacing w:after="220" w:before="300" w:line="400" w:lineRule="exact"/>
       <w:ind w:firstLine="0"/>
       <w:jc w:val="center"/>
       <w:outlineLvl w:val="0"/>
@@ -2297,7 +2297,7 @@
       <w:caps/>
     </w:rPr>
   </w:style>
-  <w:style w:type="paragraph" w:styleId="Heading2">
+  <w:style w:styleId="Heading2" w:type="paragraph">
     <w:name w:val="heading 2"/>
     <w:basedOn w:val="Normal"/>
     <w:next w:val="BodyText"/>
@@ -2306,17 +2306,17 @@
       <w:keepNext/>
       <w:keepLines/>
       <w:tabs>
-        <w:tab w:val="left" w:pos="1440"/>
+        <w:tab w:pos="1440" w:val="left"/>
       </w:tabs>
-      <w:spacing w:before="220" w:after="180" w:line="400" w:lineRule="exact"/>
-      <w:ind w:left="1440" w:hanging="720" w:firstLine="0"/>
+      <w:spacing w:after="180" w:before="220" w:line="400" w:lineRule="exact"/>
+      <w:ind w:firstLine="0" w:hanging="720" w:left="1440"/>
       <w:outlineLvl w:val="1"/>
     </w:pPr>
     <w:rPr>
       <w:b/>
     </w:rPr>
   </w:style>
-  <w:style w:type="paragraph" w:styleId="Heading3">
+  <w:style w:styleId="Heading3" w:type="paragraph">
     <w:name w:val="heading 3"/>
     <w:basedOn w:val="Normal"/>
     <w:next w:val="BodyText"/>
@@ -2325,17 +2325,17 @@
       <w:keepNext/>
       <w:keepLines/>
       <w:tabs>
-        <w:tab w:val="left" w:pos="2160"/>
+        <w:tab w:pos="2160" w:val="left"/>
       </w:tabs>
-      <w:spacing w:before="220" w:after="180" w:line="400" w:lineRule="exact"/>
-      <w:ind w:left="2160" w:hanging="720" w:firstLine="0"/>
+      <w:spacing w:after="180" w:before="220" w:line="400" w:lineRule="exact"/>
+      <w:ind w:firstLine="0" w:hanging="720" w:left="2160"/>
       <w:outlineLvl w:val="2"/>
     </w:pPr>
     <w:rPr>
       <w:b/>
     </w:rPr>
   </w:style>
-  <w:style w:type="paragraph" w:styleId="Heading4">
+  <w:style w:styleId="Heading4" w:type="paragraph">
     <w:name w:val="heading 4"/>
     <w:basedOn w:val="Normal"/>
     <w:next w:val="BodyText"/>
@@ -2344,10 +2344,10 @@
       <w:keepNext/>
       <w:keepLines/>
       <w:tabs>
-        <w:tab w:val="left" w:pos="2880"/>
+        <w:tab w:pos="2880" w:val="left"/>
       </w:tabs>
-      <w:spacing w:before="220" w:after="180" w:line="400" w:lineRule="exact"/>
-      <w:ind w:left="2880" w:hanging="720" w:firstLine="0"/>
+      <w:spacing w:after="180" w:before="220" w:line="400" w:lineRule="exact"/>
+      <w:ind w:firstLine="0" w:hanging="720" w:left="2880"/>
       <w:outlineLvl w:val="3"/>
     </w:pPr>
     <w:rPr>
@@ -2355,7 +2355,7 @@
       <w:i/>
     </w:rPr>
   </w:style>
-  <w:style w:type="paragraph" w:styleId="Heading5">
+  <w:style w:styleId="Heading5" w:type="paragraph">
     <w:name w:val="heading 5"/>
     <w:basedOn w:val="Normal"/>
     <w:next w:val="BodyText"/>
@@ -2364,10 +2364,10 @@
       <w:keepNext/>
       <w:keepLines/>
       <w:tabs>
-        <w:tab w:val="left" w:pos="3600"/>
+        <w:tab w:pos="3600" w:val="left"/>
       </w:tabs>
-      <w:spacing w:before="220" w:after="180" w:line="400" w:lineRule="exact"/>
-      <w:ind w:left="3600" w:hanging="720" w:firstLine="0"/>
+      <w:spacing w:after="180" w:before="220" w:line="400" w:lineRule="exact"/>
+      <w:ind w:firstLine="0" w:hanging="720" w:left="3600"/>
       <w:outlineLvl w:val="4"/>
     </w:pPr>
     <w:rPr>
@@ -2375,7 +2375,7 @@
       <w:i/>
     </w:rPr>
   </w:style>
-  <w:style w:type="paragraph" w:styleId="FootnoteText">
+  <w:style w:styleId="FootnoteText" w:type="paragraph">
     <w:name w:val="footnote text"/>
     <w:basedOn w:val="Normal"/>
     <w:qFormat/>
@@ -2383,76 +2383,76 @@
       <w:spacing w:after="100" w:line="400" w:lineRule="exact"/>
     </w:pPr>
   </w:style>
-  <w:style w:type="character" w:styleId="FootnoteReference">
+  <w:style w:styleId="FootnoteReference" w:type="character">
     <w:name w:val="footnote reference"/>
     <w:vertAlign w:val="superscript"/>
   </w:style>
-  <w:style w:type="character" w:styleId="Hyperlink">
+  <w:style w:styleId="Hyperlink" w:type="character">
     <w:name w:val="Hyperlink"/>
     <w:rPr>
       <w:color w:val="000000"/>
     </w:rPr>
   </w:style>
-  <w:style w:type="paragraph" w:styleId="TOC1">
+  <w:style w:styleId="TOC1" w:type="paragraph">
     <w:name w:val="toc 1"/>
     <w:basedOn w:val="Normal"/>
     <w:next w:val="Normal"/>
     <w:pPr>
       <w:tabs>
-        <w:tab w:val="right" w:leader="dot" w:pos="9360"/>
+        <w:tab w:leader="dot" w:pos="9360" w:val="right"/>
       </w:tabs>
-      <w:spacing w:before="120" w:after="0" w:line="400" w:lineRule="exact"/>
+      <w:spacing w:after="0" w:before="120" w:line="400" w:lineRule="exact"/>
       <w:ind w:right="720"/>
     </w:pPr>
   </w:style>
-  <w:style w:type="paragraph" w:styleId="TOC2">
+  <w:style w:styleId="TOC2" w:type="paragraph">
     <w:name w:val="toc 2"/>
     <w:basedOn w:val="Normal"/>
     <w:next w:val="Normal"/>
     <w:pPr>
       <w:tabs>
-        <w:tab w:val="right" w:leader="dot" w:pos="9360"/>
+        <w:tab w:leader="dot" w:pos="9360" w:val="right"/>
       </w:tabs>
-      <w:spacing w:before="60" w:after="0" w:line="400" w:lineRule="exact"/>
+      <w:spacing w:after="0" w:before="60" w:line="400" w:lineRule="exact"/>
       <w:ind w:left="720" w:right="720"/>
     </w:pPr>
   </w:style>
-  <w:style w:type="paragraph" w:styleId="TOC3">
+  <w:style w:styleId="TOC3" w:type="paragraph">
     <w:name w:val="toc 3"/>
     <w:basedOn w:val="Normal"/>
     <w:next w:val="Normal"/>
     <w:pPr>
       <w:tabs>
-        <w:tab w:val="right" w:leader="dot" w:pos="9360"/>
+        <w:tab w:leader="dot" w:pos="9360" w:val="right"/>
       </w:tabs>
-      <w:spacing w:before="60" w:after="0" w:line="400" w:lineRule="exact"/>
+      <w:spacing w:after="0" w:before="60" w:line="400" w:lineRule="exact"/>
       <w:ind w:left="1440" w:right="720"/>
     </w:pPr>
   </w:style>
-  <w:style w:type="paragraph" w:styleId="TOC4">
+  <w:style w:styleId="TOC4" w:type="paragraph">
     <w:name w:val="toc 4"/>
     <w:basedOn w:val="Normal"/>
     <w:next w:val="Normal"/>
     <w:pPr>
       <w:tabs>
-        <w:tab w:val="right" w:leader="dot" w:pos="9360"/>
+        <w:tab w:leader="dot" w:pos="9360" w:val="right"/>
       </w:tabs>
-      <w:spacing w:before="60" w:after="0" w:line="400" w:lineRule="exact"/>
+      <w:spacing w:after="0" w:before="60" w:line="400" w:lineRule="exact"/>
       <w:ind w:left="2160" w:right="720"/>
     </w:pPr>
   </w:style>
-  <w:style w:type="paragraph" w:styleId="TableofAuthorities">
+  <w:style w:styleId="TableofAuthorities" w:type="paragraph">
     <w:name w:val="table of authorities"/>
     <w:basedOn w:val="Normal"/>
     <w:pPr>
       <w:tabs>
-        <w:tab w:val="right" w:leader="dot" w:pos="9360"/>
+        <w:tab w:leader="dot" w:pos="9360" w:val="right"/>
       </w:tabs>
-      <w:spacing w:before="100" w:after="0" w:line="400" w:lineRule="exact"/>
-      <w:ind w:left="500" w:hanging="500" w:right="720"/>
+      <w:spacing w:after="0" w:before="100" w:line="400" w:lineRule="exact"/>
+      <w:ind w:hanging="500" w:left="500" w:right="720"/>
     </w:pPr>
   </w:style>
-  <w:style w:type="paragraph" w:styleId="Footer">
+  <w:style w:styleId="Footer" w:type="paragraph">
     <w:name w:val="footer"/>
     <w:basedOn w:val="Normal"/>
     <w:pPr>
